--- a/resumes/vap-2025.docx
+++ b/resumes/vap-2025.docx
@@ -31,7 +31,7 @@
           <w:b/>
           <w:i w:val="0"/>
         </w:rPr>
-        <w:t>Accord de base signé le 22 mars 2024, automatisant les paliers 1 et 2. Avenant du 4 février 2025 (signé CGT-FO par délégation, CFE-CGC, Sud Santé-Sociaux) intégrant le 3e palier créé par l'avenant CCN Unicancer 2024-04 à effet du 1er janvier 2025.</w:t>
+        <w:t>Accord de base signé le 22 mars 2024, automatisant les paliers 1 et 2. Avenant du 4 février 2025 intégrant le 3e palier créé par l'avenant CCN Unicancer 2024-04, à effet du 1er janvier 2025.</w:t>
       </w:r>
       <w:r>
         <w:rPr>
@@ -223,7 +223,33 @@
           <w:i/>
           <w:color w:val="5B6578"/>
         </w:rPr>
-        <w:t>Source : Accord VAP (22/03/2024) et son avenant (04/02/2025), signés CGT-FO, CFE-CGC, Sud Santé-Sociaux.</w:t>
+        <w:t>Source : Accord VAP (22/03/2024) et son avenant (04/02/2025), les deux PDF signés vérifiés visuellement page par page le 20/10/2026.</w:t>
+      </w:r>
+    </w:p>
+    <w:p>
+      <w:r>
+        <w:rPr>
+          <w:b w:val="0"/>
+          <w:i/>
+          <w:color w:val="5B6578"/>
+        </w:rPr>
+        <w:t xml:space="preserve">Les références entre parenthèses renvoient aux articles de l'accord. Seul le texte intégral fait référence : </w:t>
+      </w:r>
+      <w:r>
+        <w:rPr>
+          <w:b w:val="0"/>
+          <w:i/>
+          <w:color w:val="5B6578"/>
+        </w:rPr>
+        <w:t>accord complet (PDF)</w:t>
+      </w:r>
+      <w:r>
+        <w:rPr>
+          <w:b w:val="0"/>
+          <w:i/>
+          <w:color w:val="5B6578"/>
+        </w:rPr>
+        <w:t>.</w:t>
       </w:r>
     </w:p>
     <w:sectPr>

--- a/resumes/vap-2025.docx
+++ b/resumes/vap-2025.docx
@@ -223,7 +223,7 @@
           <w:i/>
           <w:color w:val="5B6578"/>
         </w:rPr>
-        <w:t>Source : Accord VAP (22/03/2024) et son avenant (04/02/2025), les deux PDF signés vérifiés visuellement page par page le 20/10/2026.</w:t>
+        <w:t>Source : Accord VAP (22/03/2024) et son avenant (04/02/2025).</w:t>
       </w:r>
     </w:p>
     <w:p>

--- a/resumes/vap-2025.docx
+++ b/resumes/vap-2025.docx
@@ -143,21 +143,7 @@
           <w:b w:val="0"/>
           <w:i w:val="0"/>
         </w:rPr>
-        <w:t xml:space="preserve">Depuis plusieurs années, le taux de validation des passages de palier est supérieur à </w:t>
-      </w:r>
-      <w:r>
-        <w:rPr>
-          <w:b/>
-          <w:i w:val="0"/>
-        </w:rPr>
-        <w:t>98%</w:t>
-      </w:r>
-      <w:r>
-        <w:rPr>
-          <w:b w:val="0"/>
-          <w:i w:val="0"/>
-        </w:rPr>
-        <w:t xml:space="preserve"> à l'ICO. Pour simplifier le processus, les parties ont convenu d'automatiser la mise en œuvre des trois paliers de VAP :</w:t>
+        <w:t>La mise en œuvre des trois paliers de VAP est automatisée :</w:t>
       </w:r>
     </w:p>
     <w:p>
@@ -176,7 +162,7 @@
           <w:b w:val="0"/>
           <w:i w:val="0"/>
         </w:rPr>
-        <w:t xml:space="preserve"> : automatisés depuis l'accord du 22 mars 2024 — le passage est effectué d'office dès que les conditions d'ancienneté définies par la CCN pour votre emploi sont réunies, sans que vous ayez de démarche à faire</w:t>
+        <w:t xml:space="preserve"> : automatisés (accord du 22 mars 2024) — le passage est effectué d'office dès que les conditions d'ancienneté définies par la CCN pour votre emploi sont réunies, sans que vous ayez de démarche à faire</w:t>
       </w:r>
     </w:p>
     <w:p>
@@ -195,16 +181,7 @@
           <w:b w:val="0"/>
           <w:i w:val="0"/>
         </w:rPr>
-        <w:t xml:space="preserve"> : automatisé par l'avenant du 4 février 2025, à effet du 1er janvier 2025 — instauré au niveau de la branche Unicancer par l'avenant CCN 2024-04</w:t>
-      </w:r>
-    </w:p>
-    <w:p>
-      <w:r>
-        <w:rPr>
-          <w:b w:val="0"/>
-          <w:i w:val="0"/>
-        </w:rPr>
-        <w:t>Les critères d'évaluation (EAA et GPEC) restent inchangés. Seul le processus administratif est simplifié.</w:t>
+        <w:t xml:space="preserve"> : automatisé (avenant du 4 février 2025, à effet du 1er janvier 2025 ; avenant CCN 2024-04)</w:t>
       </w:r>
     </w:p>
     <w:p>
